--- a/output.docx
+++ b/output.docx
@@ -8,7 +8,7 @@
           <w:noProof/>
         </w:rPr>
         <w:drawing>
-          <wp:inline distT="0" distB="0" distL="0" distR="0" wp14:anchorId="207C6232" wp14:editId="2DFE7D09">
+          <wp:inline distT="0" distB="0" distL="0" distR="0" wp14:anchorId="229FACF9" wp14:editId="172D04B3">
             <wp:extent cx="5943600" cy="5897880"/>
             <wp:effectExtent l="0" t="0" r="0" b="7620"/>
             <wp:docPr id="1" name="Picture 1"/>
@@ -55,7 +55,7 @@
         </w:rPr>
         <w:lastRenderedPageBreak/>
         <w:drawing>
-          <wp:inline distT="0" distB="0" distL="0" distR="0" wp14:anchorId="6B3CE40C" wp14:editId="170F98D1">
+          <wp:inline distT="0" distB="0" distL="0" distR="0" wp14:anchorId="58A66A54" wp14:editId="351A1720">
             <wp:extent cx="5943600" cy="5962650"/>
             <wp:effectExtent l="0" t="0" r="0" b="0"/>
             <wp:docPr id="2" name="Picture 2"/>
